--- a/downloads/teacher/04 Units/Unit 05 - Apparel and Textile Production and Design - Make It, Mend It, Wear It/Lesson 05.03 - Fibers Natural and Manufactured.docx
+++ b/downloads/teacher/04 Units/Unit 05 - Apparel and Textile Production and Design - Make It, Mend It, Wear It/Lesson 05.03 - Fibers Natural and Manufactured.docx
@@ -282,23 +282,41 @@
       <w:r>
         <w:t xml:space="preserve">By the end of this lesson, students will be able to:</w:t>
       </w:r>
-      <w:r>
-        <w:t xml:space="preserve"> </w:t>
-      </w:r>
-      <w:r>
-        <w:t xml:space="preserve">1. (Low: remember or understand) Sort eight named fibers into natural and manufactured, and name the source of each of the four natural fibers.</w:t>
-      </w:r>
-      <w:r>
-        <w:t xml:space="preserve"> </w:t>
-      </w:r>
-      <w:r>
-        <w:t xml:space="preserve">2. (Mid: apply or analyze) At three test stations, test six labeled swatches by feel, stretch, and water drop, and record for each swatch what it does and one use it would be good for.</w:t>
-      </w:r>
-      <w:r>
-        <w:t xml:space="preserve"> </w:t>
-      </w:r>
-      <w:r>
-        <w:t xml:space="preserve">3. (High: evaluate or create) Given a use (a winter hat, a soccer jersey, a dress shirt for a job interview, a swimsuit), evaluate which of the six swatches is the best choice and defend it with two performance characteristics from their own test data.</w:t>
+    </w:p>
+    <w:p>
+      <w:pPr>
+        <w:numPr>
+          <w:ilvl w:val="0"/>
+          <w:numId w:val="1002"/>
+        </w:numPr>
+        <w:pStyle w:val="Compact"/>
+      </w:pPr>
+      <w:r>
+        <w:t xml:space="preserve">(Low: remember or understand) Sort eight named fibers into natural and manufactured, and name the source of each of the four natural fibers.</w:t>
+      </w:r>
+    </w:p>
+    <w:p>
+      <w:pPr>
+        <w:numPr>
+          <w:ilvl w:val="0"/>
+          <w:numId w:val="1002"/>
+        </w:numPr>
+        <w:pStyle w:val="Compact"/>
+      </w:pPr>
+      <w:r>
+        <w:t xml:space="preserve">(Mid: apply or analyze) At three test stations, test six labeled swatches by feel, stretch, and water drop, and record for each swatch what it does and one use it would be good for.</w:t>
+      </w:r>
+    </w:p>
+    <w:p>
+      <w:pPr>
+        <w:numPr>
+          <w:ilvl w:val="0"/>
+          <w:numId w:val="1002"/>
+        </w:numPr>
+        <w:pStyle w:val="Compact"/>
+      </w:pPr>
+      <w:r>
+        <w:t xml:space="preserve">(High: evaluate or create) Given a use (a winter hat, a soccer jersey, a dress shirt for a job interview, a swimsuit), evaluate which of the six swatches is the best choice and defend it with two performance characteristics from their own test data.</w:t>
       </w:r>
     </w:p>
     <w:p>
@@ -359,11 +377,17 @@
       <w:r>
         <w:t xml:space="preserve">Per station:</w:t>
       </w:r>
-      <w:r>
-        <w:t xml:space="preserve"> </w:t>
-      </w:r>
-      <w:r>
-        <w:t xml:space="preserve">- Six labeled swatches, about four inches square, one of each: cotton (an old T-shirt or muslin), wool (a thrifted sweater or felt made of wool), silk or linen (a thrifted blouse or a linen napkin), polyester (a fleece or a cheap dress shirt), nylon (a windbreaker or tights), spandex blend (leggings or a swim fabric). Label each with a letter A to F on masking tape, not with the fiber name.</w:t>
+    </w:p>
+    <w:p>
+      <w:pPr>
+        <w:numPr>
+          <w:ilvl w:val="0"/>
+          <w:numId w:val="1003"/>
+        </w:numPr>
+        <w:pStyle w:val="Compact"/>
+      </w:pPr>
+      <w:r>
+        <w:t xml:space="preserve">Six labeled swatches, about four inches square, one of each: cotton (an old T-shirt or muslin), wool (a thrifted sweater or felt made of wool), silk or linen (a thrifted blouse or a linen napkin), polyester (a fleece or a cheap dress shirt), nylon (a windbreaker or tights), spandex blend (leggings or a swim fabric). Label each with a letter A to F on masking tape, not with the fiber name.</w:t>
       </w:r>
       <w:r>
         <w:t xml:space="preserve"> </w:t>
@@ -374,43 +398,73 @@
         </w:rPr>
         <w:t xml:space="preserve">[Sal: cut these from thrifted garments once and they last for years. Keep a master set in a labeled bag in the Unit 5 bin. One thrift store bag of six garments at about $2 each gives you twenty sets.]</w:t>
       </w:r>
-      <w:r>
-        <w:t xml:space="preserve"> </w:t>
-      </w:r>
-      <w:r>
-        <w:t xml:space="preserve">- One small cup of water and one eye dropper or pipette</w:t>
-      </w:r>
-      <w:r>
-        <w:t xml:space="preserve"> </w:t>
-      </w:r>
-      <w:r>
-        <w:t xml:space="preserve">- One paper towel</w:t>
-      </w:r>
-      <w:r>
-        <w:t xml:space="preserve"> </w:t>
-      </w:r>
-      <w:r>
-        <w:t xml:space="preserve">- One magnifier or a phone camera on zoom, optional but good for the weave</w:t>
-      </w:r>
-      <w:r>
-        <w:t xml:space="preserve"> </w:t>
-      </w:r>
-      <w:r>
-        <w:t xml:space="preserve">- One answer envelope, sealed, with the six letters and their true fibers inside, opened only at Step 4</w:t>
-      </w:r>
-    </w:p>
-    <w:p>
-      <w:pPr>
-        <w:pStyle w:val="BodyText"/>
+    </w:p>
+    <w:p>
+      <w:pPr>
+        <w:numPr>
+          <w:ilvl w:val="0"/>
+          <w:numId w:val="1003"/>
+        </w:numPr>
+        <w:pStyle w:val="Compact"/>
+      </w:pPr>
+      <w:r>
+        <w:t xml:space="preserve">One small cup of water and one eye dropper or pipette</w:t>
+      </w:r>
+    </w:p>
+    <w:p>
+      <w:pPr>
+        <w:numPr>
+          <w:ilvl w:val="0"/>
+          <w:numId w:val="1003"/>
+        </w:numPr>
+        <w:pStyle w:val="Compact"/>
+      </w:pPr>
+      <w:r>
+        <w:t xml:space="preserve">One paper towel</w:t>
+      </w:r>
+    </w:p>
+    <w:p>
+      <w:pPr>
+        <w:numPr>
+          <w:ilvl w:val="0"/>
+          <w:numId w:val="1003"/>
+        </w:numPr>
+        <w:pStyle w:val="Compact"/>
+      </w:pPr>
+      <w:r>
+        <w:t xml:space="preserve">One magnifier or a phone camera on zoom, optional but good for the weave</w:t>
+      </w:r>
+    </w:p>
+    <w:p>
+      <w:pPr>
+        <w:numPr>
+          <w:ilvl w:val="0"/>
+          <w:numId w:val="1003"/>
+        </w:numPr>
+        <w:pStyle w:val="Compact"/>
+      </w:pPr>
+      <w:r>
+        <w:t xml:space="preserve">One answer envelope, sealed, with the six letters and their true fibers inside, opened only at Step 4</w:t>
+      </w:r>
+    </w:p>
+    <w:p>
+      <w:pPr>
+        <w:pStyle w:val="FirstParagraph"/>
       </w:pPr>
       <w:r>
         <w:t xml:space="preserve">For the whole class:</w:t>
       </w:r>
-      <w:r>
-        <w:t xml:space="preserve"> </w:t>
-      </w:r>
-      <w:r>
-        <w:t xml:space="preserve">- Handout, one per student:</w:t>
+    </w:p>
+    <w:p>
+      <w:pPr>
+        <w:numPr>
+          <w:ilvl w:val="0"/>
+          <w:numId w:val="1004"/>
+        </w:numPr>
+        <w:pStyle w:val="Compact"/>
+      </w:pPr>
+      <w:r>
+        <w:t xml:space="preserve">Handout, one per student:</w:t>
       </w:r>
       <w:r>
         <w:t xml:space="preserve"> </w:t>
@@ -421,11 +475,17 @@
         </w:rPr>
         <w:t xml:space="preserve">Handout 05.03 - Fiber Test Station Record.md</w:t>
       </w:r>
-      <w:r>
-        <w:t xml:space="preserve"> </w:t>
-      </w:r>
-      <w:r>
-        <w:t xml:space="preserve">- Slides:</w:t>
+    </w:p>
+    <w:p>
+      <w:pPr>
+        <w:numPr>
+          <w:ilvl w:val="0"/>
+          <w:numId w:val="1004"/>
+        </w:numPr>
+        <w:pStyle w:val="Compact"/>
+      </w:pPr>
+      <w:r>
+        <w:t xml:space="preserve">Slides:</w:t>
       </w:r>
       <w:r>
         <w:t xml:space="preserve"> </w:t>
@@ -442,11 +502,17 @@
       <w:r>
         <w:t xml:space="preserve">(outline in 05 Materials; the site renders it as a deck)</w:t>
       </w:r>
-      <w:r>
-        <w:t xml:space="preserve"> </w:t>
-      </w:r>
-      <w:r>
-        <w:t xml:space="preserve">- The burn demonstration kit, teacher only: a metal pie pan or a ceramic dish, a long lighter or matches, metal tweezers or tongs, a cup of water, the room’s fire extinguisher within reach, one two-inch snip of each of three fibers only (cotton, wool, polyester). The room’s exhaust fan or an open window.</w:t>
+    </w:p>
+    <w:p>
+      <w:pPr>
+        <w:numPr>
+          <w:ilvl w:val="0"/>
+          <w:numId w:val="1004"/>
+        </w:numPr>
+        <w:pStyle w:val="Compact"/>
+      </w:pPr>
+      <w:r>
+        <w:t xml:space="preserve">The burn demonstration kit, teacher only: a metal pie pan or a ceramic dish, a long lighter or matches, metal tweezers or tongs, a cup of water, the room’s fire extinguisher within reach, one two-inch snip of each of three fibers only (cotton, wool, polyester). The room’s exhaust fan or an open window.</w:t>
       </w:r>
       <w:r>
         <w:t xml:space="preserve"> </w:t>
@@ -457,23 +523,41 @@
         </w:rPr>
         <w:t xml:space="preserve">[Sal: check the building’s policy on open flame in a classroom before you plan on this. Many buildings say no, and the lesson works without it.]</w:t>
       </w:r>
-      <w:r>
-        <w:t xml:space="preserve"> </w:t>
-      </w:r>
-      <w:r>
-        <w:t xml:space="preserve">- Index cards for the closure</w:t>
-      </w:r>
-      <w:r>
-        <w:t xml:space="preserve"> </w:t>
-      </w:r>
-      <w:r>
-        <w:t xml:space="preserve">- Timer visible to the class</w:t>
-      </w:r>
-      <w:r>
-        <w:t xml:space="preserve"> </w:t>
-      </w:r>
-      <w:r>
-        <w:t xml:space="preserve">- Setup notes: cut and label swatches the day before. Fill the water cups at the start of the period, not before, so nothing spills overnight. If the burn demonstration is running, clear a three-foot radius at the front table, move the class’s chairs behind a taped line on the floor, and tell the class the day before that there will be a small flame at the front, because a student with a trauma history or an asthma trigger needs a chance to tell me quietly. That student sits at the back with the video version and no comment is made.</w:t>
+    </w:p>
+    <w:p>
+      <w:pPr>
+        <w:numPr>
+          <w:ilvl w:val="0"/>
+          <w:numId w:val="1004"/>
+        </w:numPr>
+        <w:pStyle w:val="Compact"/>
+      </w:pPr>
+      <w:r>
+        <w:t xml:space="preserve">Index cards for the closure</w:t>
+      </w:r>
+    </w:p>
+    <w:p>
+      <w:pPr>
+        <w:numPr>
+          <w:ilvl w:val="0"/>
+          <w:numId w:val="1004"/>
+        </w:numPr>
+        <w:pStyle w:val="Compact"/>
+      </w:pPr>
+      <w:r>
+        <w:t xml:space="preserve">Timer visible to the class</w:t>
+      </w:r>
+    </w:p>
+    <w:p>
+      <w:pPr>
+        <w:numPr>
+          <w:ilvl w:val="0"/>
+          <w:numId w:val="1004"/>
+        </w:numPr>
+        <w:pStyle w:val="Compact"/>
+      </w:pPr>
+      <w:r>
+        <w:t xml:space="preserve">Setup notes: cut and label swatches the day before. Fill the water cups at the start of the period, not before, so nothing spills overnight. If the burn demonstration is running, clear a three-foot radius at the front table, move the class’s chairs behind a taped line on the floor, and tell the class the day before that there will be a small flame at the front, because a student with a trauma history or an asthma trigger needs a chance to tell me quietly. That student sits at the back with the video version and no comment is made.</w:t>
       </w:r>
     </w:p>
     <w:p>
@@ -849,67 +933,121 @@
       <w:r>
         <w:t xml:space="preserve">Monitor understanding:</w:t>
       </w:r>
-      <w:r>
-        <w:t xml:space="preserve"> </w:t>
-      </w:r>
-      <w:r>
-        <w:t xml:space="preserve">- Which four of the eight are natural? Where does each come from?</w:t>
-      </w:r>
-      <w:r>
-        <w:t xml:space="preserve"> </w:t>
-      </w:r>
-      <w:r>
-        <w:t xml:space="preserve">- Swatch C beaded the water. Is that good or bad for a raincoat? For a towel?</w:t>
-      </w:r>
-      <w:r>
-        <w:t xml:space="preserve"> </w:t>
-      </w:r>
-      <w:r>
-        <w:t xml:space="preserve">- Which swatch came back after you stretched it? What is in it?</w:t>
-      </w:r>
-      <w:r>
-        <w:t xml:space="preserve"> </w:t>
-      </w:r>
-      <w:r>
-        <w:t xml:space="preserve">- Which one wrinkled the most in your fist?</w:t>
-      </w:r>
-    </w:p>
-    <w:p>
-      <w:pPr>
-        <w:pStyle w:val="BodyText"/>
+    </w:p>
+    <w:p>
+      <w:pPr>
+        <w:numPr>
+          <w:ilvl w:val="0"/>
+          <w:numId w:val="1005"/>
+        </w:numPr>
+        <w:pStyle w:val="Compact"/>
+      </w:pPr>
+      <w:r>
+        <w:t xml:space="preserve">Which four of the eight are natural? Where does each come from?</w:t>
+      </w:r>
+    </w:p>
+    <w:p>
+      <w:pPr>
+        <w:numPr>
+          <w:ilvl w:val="0"/>
+          <w:numId w:val="1005"/>
+        </w:numPr>
+        <w:pStyle w:val="Compact"/>
+      </w:pPr>
+      <w:r>
+        <w:t xml:space="preserve">Swatch C beaded the water. Is that good or bad for a raincoat? For a towel?</w:t>
+      </w:r>
+    </w:p>
+    <w:p>
+      <w:pPr>
+        <w:numPr>
+          <w:ilvl w:val="0"/>
+          <w:numId w:val="1005"/>
+        </w:numPr>
+        <w:pStyle w:val="Compact"/>
+      </w:pPr>
+      <w:r>
+        <w:t xml:space="preserve">Which swatch came back after you stretched it? What is in it?</w:t>
+      </w:r>
+    </w:p>
+    <w:p>
+      <w:pPr>
+        <w:numPr>
+          <w:ilvl w:val="0"/>
+          <w:numId w:val="1005"/>
+        </w:numPr>
+        <w:pStyle w:val="Compact"/>
+      </w:pPr>
+      <w:r>
+        <w:t xml:space="preserve">Which one wrinkled the most in your fist?</w:t>
+      </w:r>
+    </w:p>
+    <w:p>
+      <w:pPr>
+        <w:pStyle w:val="FirstParagraph"/>
       </w:pPr>
       <w:r>
         <w:t xml:space="preserve">Deepen learning:</w:t>
       </w:r>
-      <w:r>
-        <w:t xml:space="preserve"> </w:t>
-      </w:r>
-      <w:r>
-        <w:t xml:space="preserve">- A polyester shirt dries fast and a cotton shirt breathes. Which do you want for a soccer game in August, and why is the answer not the same for a job interview in the same weather?</w:t>
-      </w:r>
-      <w:r>
-        <w:t xml:space="preserve"> </w:t>
-      </w:r>
-      <w:r>
-        <w:t xml:space="preserve">- Wool is warm even when it is damp. Why does that matter more to a hiker than to somebody riding a bus to school?</w:t>
-      </w:r>
-      <w:r>
-        <w:t xml:space="preserve"> </w:t>
-      </w:r>
-      <w:r>
-        <w:t xml:space="preserve">- Fleece is made from plastic. Every wash sends tiny plastic fibers down the drain. Does that change what you would buy? What else would you have to give up?</w:t>
-      </w:r>
-      <w:r>
-        <w:t xml:space="preserve"> </w:t>
-      </w:r>
-      <w:r>
-        <w:t xml:space="preserve">- Silk costs more than polyester and a polyester blouse can look almost the same. What is the buyer paying for?</w:t>
-      </w:r>
-      <w:r>
-        <w:t xml:space="preserve"> </w:t>
-      </w:r>
-      <w:r>
-        <w:t xml:space="preserve">- A firefighter’s gear is not fleece. Now that you have seen polyester melt, say why in one sentence.</w:t>
+    </w:p>
+    <w:p>
+      <w:pPr>
+        <w:numPr>
+          <w:ilvl w:val="0"/>
+          <w:numId w:val="1006"/>
+        </w:numPr>
+        <w:pStyle w:val="Compact"/>
+      </w:pPr>
+      <w:r>
+        <w:t xml:space="preserve">A polyester shirt dries fast and a cotton shirt breathes. Which do you want for a soccer game in August, and why is the answer not the same for a job interview in the same weather?</w:t>
+      </w:r>
+    </w:p>
+    <w:p>
+      <w:pPr>
+        <w:numPr>
+          <w:ilvl w:val="0"/>
+          <w:numId w:val="1006"/>
+        </w:numPr>
+        <w:pStyle w:val="Compact"/>
+      </w:pPr>
+      <w:r>
+        <w:t xml:space="preserve">Wool is warm even when it is damp. Why does that matter more to a hiker than to somebody riding a bus to school?</w:t>
+      </w:r>
+    </w:p>
+    <w:p>
+      <w:pPr>
+        <w:numPr>
+          <w:ilvl w:val="0"/>
+          <w:numId w:val="1006"/>
+        </w:numPr>
+        <w:pStyle w:val="Compact"/>
+      </w:pPr>
+      <w:r>
+        <w:t xml:space="preserve">Fleece is made from plastic. Every wash sends tiny plastic fibers down the drain. Does that change what you would buy? What else would you have to give up?</w:t>
+      </w:r>
+    </w:p>
+    <w:p>
+      <w:pPr>
+        <w:numPr>
+          <w:ilvl w:val="0"/>
+          <w:numId w:val="1006"/>
+        </w:numPr>
+        <w:pStyle w:val="Compact"/>
+      </w:pPr>
+      <w:r>
+        <w:t xml:space="preserve">Silk costs more than polyester and a polyester blouse can look almost the same. What is the buyer paying for?</w:t>
+      </w:r>
+    </w:p>
+    <w:p>
+      <w:pPr>
+        <w:numPr>
+          <w:ilvl w:val="0"/>
+          <w:numId w:val="1006"/>
+        </w:numPr>
+        <w:pStyle w:val="Compact"/>
+      </w:pPr>
+      <w:r>
+        <w:t xml:space="preserve">A firefighter’s gear is not fleece. Now that you have seen polyester melt, say why in one sentence.</w:t>
       </w:r>
     </w:p>
     <w:p>
@@ -1034,7 +1172,7 @@
       <w:pPr>
         <w:numPr>
           <w:ilvl w:val="0"/>
-          <w:numId w:val="1002"/>
+          <w:numId w:val="1007"/>
         </w:numPr>
         <w:pStyle w:val="Compact"/>
       </w:pPr>
@@ -1058,7 +1196,7 @@
       <w:pPr>
         <w:numPr>
           <w:ilvl w:val="0"/>
-          <w:numId w:val="1002"/>
+          <w:numId w:val="1007"/>
         </w:numPr>
         <w:pStyle w:val="Compact"/>
       </w:pPr>
@@ -1070,7 +1208,7 @@
       <w:pPr>
         <w:numPr>
           <w:ilvl w:val="0"/>
-          <w:numId w:val="1002"/>
+          <w:numId w:val="1007"/>
         </w:numPr>
         <w:pStyle w:val="Compact"/>
       </w:pPr>
@@ -1082,7 +1220,7 @@
       <w:pPr>
         <w:numPr>
           <w:ilvl w:val="0"/>
-          <w:numId w:val="1002"/>
+          <w:numId w:val="1007"/>
         </w:numPr>
         <w:pStyle w:val="Compact"/>
       </w:pPr>
@@ -1094,7 +1232,7 @@
       <w:pPr>
         <w:numPr>
           <w:ilvl w:val="0"/>
-          <w:numId w:val="1002"/>
+          <w:numId w:val="1007"/>
         </w:numPr>
         <w:pStyle w:val="Compact"/>
       </w:pPr>
@@ -1106,7 +1244,7 @@
       <w:pPr>
         <w:numPr>
           <w:ilvl w:val="0"/>
-          <w:numId w:val="1002"/>
+          <w:numId w:val="1007"/>
         </w:numPr>
         <w:pStyle w:val="Compact"/>
       </w:pPr>
@@ -1407,7 +1545,7 @@
       <w:pPr>
         <w:numPr>
           <w:ilvl w:val="0"/>
-          <w:numId w:val="1003"/>
+          <w:numId w:val="1008"/>
         </w:numPr>
         <w:pStyle w:val="Compact"/>
       </w:pPr>
@@ -1431,7 +1569,7 @@
       <w:pPr>
         <w:numPr>
           <w:ilvl w:val="0"/>
-          <w:numId w:val="1003"/>
+          <w:numId w:val="1008"/>
         </w:numPr>
         <w:pStyle w:val="Compact"/>
       </w:pPr>
@@ -1455,7 +1593,7 @@
       <w:pPr>
         <w:numPr>
           <w:ilvl w:val="0"/>
-          <w:numId w:val="1003"/>
+          <w:numId w:val="1008"/>
         </w:numPr>
         <w:pStyle w:val="Compact"/>
       </w:pPr>
@@ -1467,7 +1605,7 @@
       <w:pPr>
         <w:numPr>
           <w:ilvl w:val="0"/>
-          <w:numId w:val="1003"/>
+          <w:numId w:val="1008"/>
         </w:numPr>
         <w:pStyle w:val="Compact"/>
       </w:pPr>
@@ -1491,7 +1629,7 @@
       <w:pPr>
         <w:numPr>
           <w:ilvl w:val="0"/>
-          <w:numId w:val="1003"/>
+          <w:numId w:val="1008"/>
         </w:numPr>
         <w:pStyle w:val="Compact"/>
       </w:pPr>
@@ -1512,7 +1650,7 @@
       <w:pPr>
         <w:numPr>
           <w:ilvl w:val="0"/>
-          <w:numId w:val="1003"/>
+          <w:numId w:val="1008"/>
         </w:numPr>
         <w:pStyle w:val="Compact"/>
       </w:pPr>
@@ -1549,7 +1687,7 @@
       <w:pPr>
         <w:numPr>
           <w:ilvl w:val="0"/>
-          <w:numId w:val="1004"/>
+          <w:numId w:val="1009"/>
         </w:numPr>
         <w:pStyle w:val="Compact"/>
       </w:pPr>
@@ -1561,7 +1699,7 @@
       <w:pPr>
         <w:numPr>
           <w:ilvl w:val="0"/>
-          <w:numId w:val="1004"/>
+          <w:numId w:val="1009"/>
         </w:numPr>
         <w:pStyle w:val="Compact"/>
       </w:pPr>
@@ -1591,7 +1729,7 @@
       <w:pPr>
         <w:numPr>
           <w:ilvl w:val="0"/>
-          <w:numId w:val="1004"/>
+          <w:numId w:val="1009"/>
         </w:numPr>
         <w:pStyle w:val="Compact"/>
       </w:pPr>
@@ -1621,7 +1759,7 @@
       <w:pPr>
         <w:numPr>
           <w:ilvl w:val="0"/>
-          <w:numId w:val="1004"/>
+          <w:numId w:val="1009"/>
         </w:numPr>
         <w:pStyle w:val="Compact"/>
       </w:pPr>
@@ -1633,7 +1771,7 @@
       <w:pPr>
         <w:numPr>
           <w:ilvl w:val="0"/>
-          <w:numId w:val="1004"/>
+          <w:numId w:val="1009"/>
         </w:numPr>
         <w:pStyle w:val="Compact"/>
       </w:pPr>
@@ -1645,7 +1783,7 @@
       <w:pPr>
         <w:numPr>
           <w:ilvl w:val="0"/>
-          <w:numId w:val="1004"/>
+          <w:numId w:val="1009"/>
         </w:numPr>
         <w:pStyle w:val="Compact"/>
       </w:pPr>
@@ -1657,7 +1795,7 @@
       <w:pPr>
         <w:numPr>
           <w:ilvl w:val="0"/>
-          <w:numId w:val="1004"/>
+          <w:numId w:val="1009"/>
         </w:numPr>
         <w:pStyle w:val="Compact"/>
       </w:pPr>
@@ -1953,6 +2091,118 @@
       </w:pPr>
     </w:lvl>
   </w:abstractNum>
+  <w:abstractNum w:abstractNumId="99411">
+    <w:nsid w:val="71315dca"/>
+    <w:multiLevelType w:val="multilevel"/>
+    <w:lvl w:ilvl="0">
+      <w:start w:val="1"/>
+      <w:numFmt w:val="decimal"/>
+      <w:lvlText w:val="%1."/>
+      <w:lvlJc w:val="left"/>
+      <w:pPr>
+        <w:tabs>
+          <w:tab w:val="num" w:pos="0"/>
+        </w:tabs>
+        <w:ind w:left="480" w:hanging="480"/>
+      </w:pPr>
+    </w:lvl>
+    <w:lvl w:ilvl="1">
+      <w:start w:val="1"/>
+      <w:numFmt w:val="decimal"/>
+      <w:lvlText w:val="%2."/>
+      <w:lvlJc w:val="left"/>
+      <w:pPr>
+        <w:tabs>
+          <w:tab w:val="num" w:pos="720"/>
+        </w:tabs>
+        <w:ind w:left="1200" w:hanging="480"/>
+      </w:pPr>
+    </w:lvl>
+    <w:lvl w:ilvl="2">
+      <w:start w:val="1"/>
+      <w:numFmt w:val="decimal"/>
+      <w:lvlText w:val="%3."/>
+      <w:lvlJc w:val="left"/>
+      <w:pPr>
+        <w:tabs>
+          <w:tab w:val="num" w:pos="1440"/>
+        </w:tabs>
+        <w:ind w:left="1920" w:hanging="480"/>
+      </w:pPr>
+    </w:lvl>
+    <w:lvl w:ilvl="3">
+      <w:start w:val="1"/>
+      <w:numFmt w:val="decimal"/>
+      <w:lvlText w:val="%4."/>
+      <w:lvlJc w:val="left"/>
+      <w:pPr>
+        <w:tabs>
+          <w:tab w:val="num" w:pos="2160"/>
+        </w:tabs>
+        <w:ind w:left="2640" w:hanging="480"/>
+      </w:pPr>
+    </w:lvl>
+    <w:lvl w:ilvl="4">
+      <w:start w:val="1"/>
+      <w:numFmt w:val="decimal"/>
+      <w:lvlText w:val="%5."/>
+      <w:lvlJc w:val="left"/>
+      <w:pPr>
+        <w:tabs>
+          <w:tab w:val="num" w:pos="2880"/>
+        </w:tabs>
+        <w:ind w:left="3360" w:hanging="480"/>
+      </w:pPr>
+    </w:lvl>
+    <w:lvl w:ilvl="5">
+      <w:start w:val="1"/>
+      <w:numFmt w:val="decimal"/>
+      <w:lvlText w:val="%6."/>
+      <w:lvlJc w:val="left"/>
+      <w:pPr>
+        <w:tabs>
+          <w:tab w:val="num" w:pos="3600"/>
+        </w:tabs>
+        <w:ind w:left="4080" w:hanging="480"/>
+      </w:pPr>
+    </w:lvl>
+    <w:lvl w:ilvl="6">
+      <w:start w:val="1"/>
+      <w:numFmt w:val="decimal"/>
+      <w:lvlText w:val="%7."/>
+      <w:lvlJc w:val="left"/>
+      <w:pPr>
+        <w:tabs>
+          <w:tab w:val="num" w:pos="4320"/>
+        </w:tabs>
+        <w:ind w:left="4800" w:hanging="480"/>
+      </w:pPr>
+    </w:lvl>
+    <w:lvl w:ilvl="7">
+      <w:start w:val="1"/>
+      <w:numFmt w:val="decimal"/>
+      <w:lvlText w:val="%8."/>
+      <w:lvlJc w:val="left"/>
+      <w:pPr>
+        <w:tabs>
+          <w:tab w:val="num" w:pos="5040"/>
+        </w:tabs>
+        <w:ind w:left="5520" w:hanging="480"/>
+      </w:pPr>
+    </w:lvl>
+    <w:lvl w:ilvl="8">
+      <w:start w:val="1"/>
+      <w:numFmt w:val="decimal"/>
+      <w:lvlText w:val="%9."/>
+      <w:lvlJc w:val="left"/>
+      <w:pPr>
+        <w:tabs>
+          <w:tab w:val="num" w:pos="5760"/>
+        </w:tabs>
+        <w:ind w:left="6240" w:hanging="480"/>
+      </w:pPr>
+    </w:lvl>
+  </w:abstractNum>
   <w:num w:numId="1000">
     <w:abstractNumId w:val="990"/>
   </w:num>
@@ -1960,12 +2210,54 @@
     <w:abstractNumId w:val="991"/>
   </w:num>
   <w:num w:numId="1002">
-    <w:abstractNumId w:val="991"/>
+    <w:abstractNumId w:val="99411"/>
+    <w:lvlOverride w:ilvl="0">
+      <w:startOverride w:val="1"/>
+    </w:lvlOverride>
+    <w:lvlOverride w:ilvl="1">
+      <w:startOverride w:val="1"/>
+    </w:lvlOverride>
+    <w:lvlOverride w:ilvl="2">
+      <w:startOverride w:val="1"/>
+    </w:lvlOverride>
+    <w:lvlOverride w:ilvl="3">
+      <w:startOverride w:val="1"/>
+    </w:lvlOverride>
+    <w:lvlOverride w:ilvl="4">
+      <w:startOverride w:val="1"/>
+    </w:lvlOverride>
+    <w:lvlOverride w:ilvl="5">
+      <w:startOverride w:val="1"/>
+    </w:lvlOverride>
+    <w:lvlOverride w:ilvl="6">
+      <w:startOverride w:val="1"/>
+    </w:lvlOverride>
+    <w:lvlOverride w:ilvl="7">
+      <w:startOverride w:val="1"/>
+    </w:lvlOverride>
+    <w:lvlOverride w:ilvl="8">
+      <w:startOverride w:val="1"/>
+    </w:lvlOverride>
   </w:num>
   <w:num w:numId="1003">
     <w:abstractNumId w:val="991"/>
   </w:num>
   <w:num w:numId="1004">
+    <w:abstractNumId w:val="991"/>
+  </w:num>
+  <w:num w:numId="1005">
+    <w:abstractNumId w:val="991"/>
+  </w:num>
+  <w:num w:numId="1006">
+    <w:abstractNumId w:val="991"/>
+  </w:num>
+  <w:num w:numId="1007">
+    <w:abstractNumId w:val="991"/>
+  </w:num>
+  <w:num w:numId="1008">
+    <w:abstractNumId w:val="991"/>
+  </w:num>
+  <w:num w:numId="1009">
     <w:abstractNumId w:val="991"/>
   </w:num>
 </w:numbering>

--- a/downloads/teacher/04 Units/Unit 05 - Apparel and Textile Production and Design - Make It, Mend It, Wear It/Lesson 05.03 - Fibers Natural and Manufactured.docx
+++ b/downloads/teacher/04 Units/Unit 05 - Apparel and Textile Production and Design - Make It, Mend It, Wear It/Lesson 05.03 - Fibers Natural and Manufactured.docx
@@ -387,16 +387,7 @@
         <w:pStyle w:val="Compact"/>
       </w:pPr>
       <w:r>
-        <w:t xml:space="preserve">Six labeled swatches, about four inches square, one of each: cotton (an old T-shirt or muslin), wool (a thrifted sweater or felt made of wool), silk or linen (a thrifted blouse or a linen napkin), polyester (a fleece or a cheap dress shirt), nylon (a windbreaker or tights), spandex blend (leggings or a swim fabric). Label each with a letter A to F on masking tape, not with the fiber name.</w:t>
-      </w:r>
-      <w:r>
-        <w:t xml:space="preserve"> </w:t>
-      </w:r>
-      <w:r>
-        <w:rPr>
-          <w:rStyle w:val="TeacherNote"/>
-        </w:rPr>
-        <w:t xml:space="preserve">[Sal: cut these from thrifted garments once and they last for years. Keep a master set in a labeled bag in the Unit 5 bin. One thrift store bag of six garments at about $2 each gives you twenty sets.]</w:t>
+        <w:t xml:space="preserve">Six labeled swatches, about four inches square, one of each: cotton (an old T-shirt or muslin), wool (a thrifted sweater or felt made of wool), silk or linen (a thrifted blouse or a linen napkin), polyester (a fleece or a cheap dress shirt), nylon (a windbreaker or tights), spandex blend (leggings or a swim fabric). Label each with a letter A to F on masking tape, not with the fiber name. Cut the swatches from thrifted garments once and keep a master set in a labeled bag in the unit bin; one thrift store bag of six garments at about $2 each gives twenty sets.</w:t>
       </w:r>
     </w:p>
     <w:p>
@@ -513,15 +504,6 @@
       </w:pPr>
       <w:r>
         <w:t xml:space="preserve">The burn demonstration kit, teacher only: a metal pie pan or a ceramic dish, a long lighter or matches, metal tweezers or tongs, a cup of water, the room’s fire extinguisher within reach, one two-inch snip of each of three fibers only (cotton, wool, polyester). The room’s exhaust fan or an open window.</w:t>
-      </w:r>
-      <w:r>
-        <w:t xml:space="preserve"> </w:t>
-      </w:r>
-      <w:r>
-        <w:rPr>
-          <w:rStyle w:val="TeacherNote"/>
-        </w:rPr>
-        <w:t xml:space="preserve">[Sal: check the building’s policy on open flame in a classroom before you plan on this. Many buildings say no, and the lesson works without it.]</w:t>
       </w:r>
     </w:p>
     <w:p>
@@ -1521,15 +1503,6 @@
       <w:r>
         <w:t xml:space="preserve">Science: the burn test is a materials science demonstration, and the science teacher may already have a fume hood, which is a better place for it than a FACS room; trade the fiber swatches for ten minutes at their hood. Health and PE: wicking versus absorbing is why the PE teacher tells students not to wear a cotton shirt for the mile run, and PE can say it in one sentence at the start of that unit. Community: a local dry cleaner or tailor will usually give a bag of fabric scraps and thirty seconds on which fiber gives them the most trouble; they get a class that stops bringing them ruined wool.</w:t>
       </w:r>
-      <w:r>
-        <w:t xml:space="preserve"> </w:t>
-      </w:r>
-      <w:r>
-        <w:rPr>
-          <w:rStyle w:val="TeacherNote"/>
-        </w:rPr>
-        <w:t xml:space="preserve">[Sal: ask the cleaner near the school; scraps are free and they have plenty.]</w:t>
-      </w:r>
     </w:p>
     <w:p>
       <w:pPr>
@@ -1636,15 +1609,6 @@
       <w:r>
         <w:t xml:space="preserve">Burn test results (flame behavior, odor, and residue for cotton, wool, and polyester) are the standard identification results published in textile science references and in cooperative extension fiber identification guides.</w:t>
       </w:r>
-      <w:r>
-        <w:t xml:space="preserve"> </w:t>
-      </w:r>
-      <w:r>
-        <w:rPr>
-          <w:rStyle w:val="TeacherNote"/>
-        </w:rPr>
-        <w:t xml:space="preserve">[Sal: pick one source and put it on the slide; a university extension fiber burn chart is the cleanest citation and is usually a free PDF.]</w:t>
-      </w:r>
     </w:p>
     <w:p>
       <w:pPr>
@@ -1789,21 +1753,6 @@
       </w:pPr>
       <w:r>
         <w:t xml:space="preserve">The spandex swatch is the one everybody gets right and the silk-versus-polyester pair is the one nobody does. Plan the two-minute review around that pair.</w:t>
-      </w:r>
-    </w:p>
-    <w:p>
-      <w:pPr>
-        <w:numPr>
-          <w:ilvl w:val="0"/>
-          <w:numId w:val="1009"/>
-        </w:numPr>
-        <w:pStyle w:val="Compact"/>
-      </w:pPr>
-      <w:r>
-        <w:rPr>
-          <w:rStyle w:val="TeacherNote"/>
-        </w:rPr>
-        <w:t xml:space="preserve">[Sal: your room, your materials. If you have a scrap bin from the sewing stations, use it for the swatches and save the thrift trip. Keep one swatch of each for the Lesson 5.4 laundry sort.]</w:t>
       </w:r>
     </w:p>
     <w:sectPr>
